--- a/testakten/nachehelicher-unterhalt-befristung-1578b-muenster/04_einkommen_berechtigte.docx
+++ b/testakten/nachehelicher-unterhalt-befristung-1578b-muenster/04_einkommen_berechtigte.docx
@@ -29,7 +29,7 @@
         <w:jc w:val="left"/>
       </w:pPr>
       <w:r>
-        <w:t>Die Angaben beruhen auf den im Scheidungsverfahren erteilten Auskünften, einer aktuellen Gehaltsabrechnung März 2026, die der Mandant in Kopie besitzt, sowie auf der Auskunft des Mandanten. Eine förmliche Auskunft nach § 1605 BGB wurde noch nicht angefordert. Alle Werte sind vorläufig und gekennzeichnet.</w:t>
+        <w:t>Die Angaben beruhen auf den im Scheidungsverfahren erteilten Auskünften, einer aktuellen Gehaltsabrechnung März 2026, die der Mandant in Kopie besitzt, sowie auf der Auskunft des Mandanten. Eine förmliche Auskunft nach Paragraf 1605 BGB wurde noch nicht angefordert. Alle Werte sind vorläufig und gekennzeichnet.</w:t>
       </w:r>
     </w:p>
     <w:p>
